--- a/03_Outputs/final scripts/ar/Module 2/2.1.0-ar.docx
+++ b/03_Outputs/final scripts/ar/Module 2/2.1.0-ar.docx
@@ -4,22 +4,22 @@
   <w:body>
     <w:p>
       <w:r>
-        <w:t>مرحبًا بكم في الفصل الأول: فهم الوصول إلى الطاقة: المفاهيم، السياق، والخلفية.</w:t>
+        <w:t xml:space="preserve">مرحبًا بكم في الفصل الأول: فهم الوصول إلى الطاقة: المفاهيم، السياق، والخلفية.  </w:t>
       </w:r>
     </w:p>
     <w:p>
       <w:r>
-        <w:t>اليوم، سنتعلم المفاهيم الأساسية وراء الوصول إلى الطاقة. في هذه الوحدة، سنحدد المصطلحات الرئيسية ونتعرف على السياق الذي تدور حوله. كما سنستكشف كيف أن الطاقة المستدامة أساسية لتحقيق حقوق الإنسان، وكيف أن زيادة الوصول إلى الطاقة تمكن من تحقيق مكاسب التنمية.</w:t>
+        <w:t xml:space="preserve">اليوم، سنتعلم المفاهيم الأساسية وراء الوصول إلى الطاقة. في هذا الوحدة، سنقوم بتعريف المصطلحات الرئيسية وتعلم السياق وراءها. كما سنستكشف كيف أن الطاقة المستدامة أساسية لتحقيق حقوق الإنسان، وكيف أن زيادة الوصول إلى الطاقة تمكّن من تحقيق مكاسب التنمية.  </w:t>
       </w:r>
     </w:p>
     <w:p>
       <w:r>
-        <w:t>سوف نناقش ستة أبعاد يجب مراعاتها عند النظر في الوصول إلى الطاقة والفقر الطاقي. تتضمن هذه الأبعاد — التوفر، الكفاية، الاعتمادية، القدرة على التحمل، السلامة، والتوافق مع انخفاض الكربون. كما سنناقش الأسباب الجذرية للفقر الطاقي، مثل عدم الكفاءة، ارتفاع الأسعار، عدم الاستقرار السياسي، وغيرها.</w:t>
+        <w:t xml:space="preserve">سوف نناقش ستة أبعاد يجب مراعاتها عند النظر في الوصول إلى الطاقة والفقر الطاقي. تتكون هذه الأبعاد من — التوفر، الكفاية، الاعتمادية، القدرة على التحمل، السلامة، والتوافق مع انخفاض الكربون. كما سنناقش الأسباب الجذرية للفقر الطاقي، مثل عدم الكفاءة، ارتفاع الأسعار، عدم الاستقرار السياسي، وغيرها.  </w:t>
       </w:r>
     </w:p>
     <w:p>
       <w:r>
-        <w:t>فهم هذه المفاهيم الأساسية ضروري لأنها مرتبطة ارتباطًا عميقًا بالنسيج الاجتماعي والاقتصادي للمجتمع. فهي تعمل كمحفز لحقوق الإنسان، وتمكن التنمية الاقتصادية، وتحسن نتائج الزراعة، وتعزز المساواة بين الجنسين.</w:t>
+        <w:t xml:space="preserve">فهم هذه المفاهيم الأساسية ضروري لأن الطاقة مرتبطة ارتباطًا عميقًا بالنسيج الاجتماعي والاقتصادي للمجتمع. فهي تعمل كمحفز لحقوق الإنسان، وتمكين التنمية الاقتصادية، وتحسين النتائج الزراعية، وتعزيز المساواة بين الجنسين.  </w:t>
       </w:r>
     </w:p>
     <w:p>
